--- a/ClimOO material/stakehoder engagement/meeting summaries/Meetings 5 and 6.docx
+++ b/ClimOO material/stakehoder engagement/meeting summaries/Meetings 5 and 6.docx
@@ -20,7 +20,7 @@
           <w:szCs w:val="32"/>
           <w:lang w:val="en-US"/>
         </w:rPr>
-        <w:t xml:space="preserve">Meeting </w:t>
+        <w:t>Meeting</w:t>
       </w:r>
       <w:r>
         <w:rPr>
@@ -29,6 +29,24 @@
           <w:szCs w:val="32"/>
           <w:lang w:val="en-US"/>
         </w:rPr>
+        <w:t>s</w:t>
+      </w:r>
+      <w:r>
+        <w:rPr>
+          <w:rFonts w:ascii="Calibri" w:hAnsi="Calibri" w:cs="Calibri"/>
+          <w:sz w:val="32"/>
+          <w:szCs w:val="32"/>
+          <w:lang w:val="en-US"/>
+        </w:rPr>
+        <w:t xml:space="preserve"> </w:t>
+      </w:r>
+      <w:r>
+        <w:rPr>
+          <w:rFonts w:ascii="Calibri" w:hAnsi="Calibri" w:cs="Calibri"/>
+          <w:sz w:val="32"/>
+          <w:szCs w:val="32"/>
+          <w:lang w:val="en-US"/>
+        </w:rPr>
         <w:t>5 and 6</w:t>
       </w:r>
     </w:p>
@@ -68,7 +86,43 @@
           <w:szCs w:val="22"/>
           <w:lang w:val="en-US"/>
         </w:rPr>
-        <w:t xml:space="preserve"> held with representative from institute </w:t>
+        <w:t xml:space="preserve"> held with representative</w:t>
+      </w:r>
+      <w:r>
+        <w:rPr>
+          <w:rFonts w:ascii="Calibri" w:hAnsi="Calibri" w:cs="Calibri"/>
+          <w:sz w:val="22"/>
+          <w:szCs w:val="22"/>
+          <w:lang w:val="en-US"/>
+        </w:rPr>
+        <w:t>s</w:t>
+      </w:r>
+      <w:r>
+        <w:rPr>
+          <w:rFonts w:ascii="Calibri" w:hAnsi="Calibri" w:cs="Calibri"/>
+          <w:sz w:val="22"/>
+          <w:szCs w:val="22"/>
+          <w:lang w:val="en-US"/>
+        </w:rPr>
+        <w:t xml:space="preserve"> from institute</w:t>
+      </w:r>
+      <w:r>
+        <w:rPr>
+          <w:rFonts w:ascii="Calibri" w:hAnsi="Calibri" w:cs="Calibri"/>
+          <w:sz w:val="22"/>
+          <w:szCs w:val="22"/>
+          <w:lang w:val="en-US"/>
+        </w:rPr>
+        <w:t>s</w:t>
+      </w:r>
+      <w:r>
+        <w:rPr>
+          <w:rFonts w:ascii="Calibri" w:hAnsi="Calibri" w:cs="Calibri"/>
+          <w:sz w:val="22"/>
+          <w:szCs w:val="22"/>
+          <w:lang w:val="en-US"/>
+        </w:rPr>
+        <w:t xml:space="preserve"> </w:t>
       </w:r>
       <w:r>
         <w:rPr>
@@ -203,7 +257,6 @@
                 <w:lang w:val="en-US"/>
               </w:rPr>
             </w:pPr>
-            <w:proofErr w:type="spellStart"/>
             <w:r>
               <w:rPr>
                 <w:rFonts w:ascii="Calibri" w:hAnsi="Calibri" w:cs="Calibri"/>
@@ -211,9 +264,8 @@
                 <w:szCs w:val="20"/>
                 <w:lang w:val="en-US"/>
               </w:rPr>
-              <w:t>Stakehoders</w:t>
+              <w:t>Stakeholders</w:t>
             </w:r>
-            <w:proofErr w:type="spellEnd"/>
           </w:p>
         </w:tc>
         <w:tc>
@@ -833,7 +885,7 @@
           <w:szCs w:val="22"/>
           <w:lang w:val="en-US"/>
         </w:rPr>
-        <w:t>See here below the list of terms provided to stakeholders</w:t>
+        <w:t>See below the list of terms provided to stakeholders</w:t>
       </w:r>
       <w:r>
         <w:rPr>
@@ -4215,17 +4267,15 @@
         </w:rPr>
         <w:t xml:space="preserve">plastic usage process in apple tree growth and </w:t>
       </w:r>
-      <w:proofErr w:type="spellStart"/>
-      <w:r>
-        <w:rPr>
-          <w:rFonts w:ascii="Calibri" w:hAnsi="Calibri" w:cs="Calibri"/>
-          <w:sz w:val="22"/>
-          <w:szCs w:val="22"/>
-          <w:lang w:val="en-US"/>
-        </w:rPr>
-        <w:t>managment</w:t>
-      </w:r>
-      <w:proofErr w:type="spellEnd"/>
+      <w:r>
+        <w:rPr>
+          <w:rFonts w:ascii="Calibri" w:hAnsi="Calibri" w:cs="Calibri"/>
+          <w:sz w:val="22"/>
+          <w:szCs w:val="22"/>
+          <w:lang w:val="en-US"/>
+        </w:rPr>
+        <w:t>management</w:t>
+      </w:r>
     </w:p>
     <w:p>
       <w:pPr>
@@ -4584,19 +4634,26 @@
           <w:szCs w:val="22"/>
           <w:lang w:val="en-US"/>
         </w:rPr>
-        <w:t xml:space="preserve">process of increase of </w:t>
-      </w:r>
-      <w:proofErr w:type="spellStart"/>
-      <w:r>
-        <w:rPr>
-          <w:rFonts w:ascii="Calibri" w:hAnsi="Calibri" w:cs="Calibri"/>
-          <w:sz w:val="22"/>
-          <w:szCs w:val="22"/>
-          <w:lang w:val="en-US"/>
-        </w:rPr>
-        <w:t>temperture</w:t>
-      </w:r>
-      <w:proofErr w:type="spellEnd"/>
+        <w:t>process of increase of temper</w:t>
+      </w:r>
+      <w:r>
+        <w:rPr>
+          <w:rFonts w:ascii="Calibri" w:hAnsi="Calibri" w:cs="Calibri"/>
+          <w:sz w:val="22"/>
+          <w:szCs w:val="22"/>
+          <w:lang w:val="en-US"/>
+        </w:rPr>
+        <w:t>a</w:t>
+      </w:r>
+      <w:r>
+        <w:rPr>
+          <w:rFonts w:ascii="Calibri" w:hAnsi="Calibri" w:cs="Calibri"/>
+          <w:sz w:val="22"/>
+          <w:szCs w:val="22"/>
+          <w:lang w:val="en-US"/>
+        </w:rPr>
+        <w:t>ture</w:t>
+      </w:r>
     </w:p>
     <w:p>
       <w:pPr>
@@ -4917,17 +4974,15 @@
           <w:lang w:val="en-US"/>
         </w:rPr>
       </w:pPr>
-      <w:proofErr w:type="spellStart"/>
-      <w:r>
-        <w:rPr>
-          <w:rFonts w:ascii="Calibri" w:hAnsi="Calibri" w:cs="Calibri"/>
-          <w:sz w:val="22"/>
-          <w:szCs w:val="22"/>
-          <w:lang w:val="en-US"/>
-        </w:rPr>
-        <w:t>sillage</w:t>
-      </w:r>
-      <w:proofErr w:type="spellEnd"/>
+      <w:r>
+        <w:rPr>
+          <w:rFonts w:ascii="Calibri" w:hAnsi="Calibri" w:cs="Calibri"/>
+          <w:sz w:val="22"/>
+          <w:szCs w:val="22"/>
+          <w:lang w:val="en-US"/>
+        </w:rPr>
+        <w:t>silage</w:t>
+      </w:r>
       <w:r>
         <w:rPr>
           <w:rFonts w:ascii="Calibri" w:hAnsi="Calibri" w:cs="Calibri"/>
@@ -4961,17 +5016,15 @@
         </w:rPr>
         <w:t xml:space="preserve">soil carbon </w:t>
       </w:r>
-      <w:proofErr w:type="spellStart"/>
-      <w:r>
-        <w:rPr>
-          <w:rFonts w:ascii="Calibri" w:hAnsi="Calibri" w:cs="Calibri"/>
-          <w:sz w:val="22"/>
-          <w:szCs w:val="22"/>
-          <w:lang w:val="en-US"/>
-        </w:rPr>
-        <w:t>sequestartion</w:t>
-      </w:r>
-      <w:proofErr w:type="spellEnd"/>
+      <w:r>
+        <w:rPr>
+          <w:rFonts w:ascii="Calibri" w:hAnsi="Calibri" w:cs="Calibri"/>
+          <w:sz w:val="22"/>
+          <w:szCs w:val="22"/>
+          <w:lang w:val="en-US"/>
+        </w:rPr>
+        <w:t>sequestration</w:t>
+      </w:r>
       <w:r>
         <w:rPr>
           <w:rFonts w:ascii="Calibri" w:hAnsi="Calibri" w:cs="Calibri"/>
